--- a/rct-decomposition/KOTHA_Framework_CCTC_supplementary_tables.docx
+++ b/rct-decomposition/KOTHA_Framework_CCTC_supplementary_tables.docx
@@ -2234,7 +2234,7 @@
     <w:lvl w:ilvl="0">
       <w:start w:val="1"/>
       <w:numFmt w:val="bullet"/>
-      <w:lvlText w:val=""/>
+      <w:lvlText w:val="-"/>
       <w:lvlJc w:val="left"/>
       <w:pPr>
         <w:tabs>
@@ -2255,7 +2255,7 @@
       <w:start w:val="1"/>
       <w:numFmt w:val="bullet"/>
       <w:pStyle w:val="ListBullet3"/>
-      <w:lvlText w:val=""/>
+      <w:lvlText w:val="-"/>
       <w:lvlJc w:val="left"/>
       <w:pPr>
         <w:tabs>
@@ -2276,7 +2276,7 @@
       <w:start w:val="1"/>
       <w:numFmt w:val="bullet"/>
       <w:pStyle w:val="ListBullet2"/>
-      <w:lvlText w:val=""/>
+      <w:lvlText w:val="-"/>
       <w:lvlJc w:val="left"/>
       <w:pPr>
         <w:tabs>
@@ -2315,7 +2315,7 @@
       <w:start w:val="1"/>
       <w:numFmt w:val="bullet"/>
       <w:pStyle w:val="ListBullet"/>
-      <w:lvlText w:val=""/>
+      <w:lvlText w:val="-"/>
       <w:lvlJc w:val="left"/>
       <w:pPr>
         <w:tabs>
@@ -26056,10 +26056,10 @@
         <a:latin typeface="Calibri"/>
         <a:ea typeface=""/>
         <a:cs typeface=""/>
-        <a:font script="Jpan" typeface="ＭＳ ゴシック"/>
-        <a:font script="Hang" typeface="맑은 고딕"/>
-        <a:font script="Hans" typeface="宋体"/>
-        <a:font script="Hant" typeface="新細明體"/>
+        <a:font script="Jpan" typeface="MS Gothic"/>
+        <a:font script="Hang" typeface="Malgun Gothic"/>
+        <a:font script="Hans" typeface="SimSun"/>
+        <a:font script="Hant" typeface="PMingLiU"/>
         <a:font script="Arab" typeface="Times New Roman"/>
         <a:font script="Hebr" typeface="Times New Roman"/>
         <a:font script="Thai" typeface="Angsana New"/>
@@ -26091,10 +26091,10 @@
         <a:latin typeface="Cambria"/>
         <a:ea typeface=""/>
         <a:cs typeface=""/>
-        <a:font script="Jpan" typeface="ＭＳ 明朝"/>
-        <a:font script="Hang" typeface="맑은 고딕"/>
-        <a:font script="Hans" typeface="宋体"/>
-        <a:font script="Hant" typeface="新細明體"/>
+        <a:font script="Jpan" typeface="MS Mincho"/>
+        <a:font script="Hang" typeface="Malgun Gothic"/>
+        <a:font script="Hans" typeface="SimSun"/>
+        <a:font script="Hant" typeface="PMingLiU"/>
         <a:font script="Arab" typeface="Arial"/>
         <a:font script="Hebr" typeface="Arial"/>
         <a:font script="Thai" typeface="Cordia New"/>
